--- a/03_Team_Work/Team6/Milestone_3_Components/ST_M3_Team6_ResumeSubmissionStorageEntityIdentificationTable_v01.docx
+++ b/03_Team_Work/Team6/Milestone_3_Components/ST_M3_Team6_ResumeSubmissionStorageEntityIdentificationTable_v01.docx
@@ -2302,6 +2302,7 @@
   <w:style w:type="character" w:default="1" w:styleId="DefaultParagraphFont">
     <w:name w:val="Default Paragraph Font"/>
     <w:uiPriority w:val="1"/>
+    <w:semiHidden/>
     <w:unhideWhenUsed/>
   </w:style>
   <w:style w:type="table" w:default="1" w:styleId="TableNormal">
